--- a/products-storage/10-avans-usloviya-i-pribyl/08-algoritm-s-vas-trebuyut-vernut-avans.docx
+++ b/products-storage/10-avans-usloviya-i-pribyl/08-algoritm-s-vas-trebuyut-vernut-avans.docx
@@ -24,7 +24,7 @@
     </w:p>
     <w:p>
       <w:r>
-        <w:t>1. Сохраните требование, дату получения, срок ответа, договор, уведомление о прекращении и подтверждения платежей.</w:t>
+        <w:t>1. Сохраните требование и дату получения. Установите статус договора: действует / прекращён соглашением / заявлен односторонний отказ / расторгнут судом / прекращение оспаривается. Запишите основание, дату и документ; при отказе — дату доставки уведомления и проверенное основание права на отказ. Само требование вернуть аванс не подтверждает прекращение договора.</w:t>
       </w:r>
     </w:p>
     <w:p>
@@ -64,18 +64,119 @@
     </w:p>
     <w:p>
       <w:r>
-        <w:t>5. Подготовьте файл 10: укажите сумму требования, ваш расчёт и перечень расхождений. При незавершённом расчёте направьте промежуточный ответ без признания суммы и с датой представления документов.</w:t>
+        <w:t>5. В файле 10 выберите текст о действующем, прекращённом договоре либо об оспариваемом прекращении и удалите другую ветвь. Укажите сумму требования, свой расчёт и расхождения. При незавершённом расчёте направьте промежуточный ответ с датой представления документов, не признавая неподтверждённую сумму.</w:t>
       </w:r>
     </w:p>
     <w:p>
       <w:r>
-        <w:t>6. Проверьте основание прекращения, возможные встречные требования, полномочия и сроки; спорную правовую позицию согласуйте по конкретным документам.</w:t>
+        <w:t>6. Проверьте основание возврата: условия действующего договора либо последствия конкретного прекращения. Отдельно оцените оплату выполненной части, подтверждённые расходы, убытки и судьбу материалов по применимому основанию. Не уменьшайте остаток аванса на любые понесённые расходы автоматически; покажите правовое основание и документы по каждой спорной позиции.</w:t>
       </w:r>
     </w:p>
     <w:p>
       <w:r>
         <w:t>7. Направьте ответ договорным каналом; сохраните опись, подтверждение отправки и получения. Не подписывайте расчёт другой стороны до сверки всех позиций.</w:t>
       </w:r>
+    </w:p>
+    <w:p>
+      <w:pPr>
+        <w:keepNext/>
+      </w:pPr>
+      <w:r>
+        <w:rPr>
+          <w:b/>
+          <w:sz w:val="20"/>
+        </w:rPr>
+        <w:t>Контроль перед ответом</w:t>
+      </w:r>
+    </w:p>
+    <w:p>
+      <w:r>
+        <w:rPr>
+          <w:b w:val="0"/>
+        </w:rPr>
+        <w:t>Договор действует: запросите пункт и событие, с которыми связано требование возврата, и проверьте исполнение своих обязанностей. Договор прекращён: сверьте дату прекращения и итоговые расчёты. При отказе заказчика по ст. 717 ГК РФ отдельно проверяются выполненная часть и предусмотренные этой статьёй убытки; при иных основаниях механически этот порядок не переносится. Расчётный остаток аванса и сумма, юридически подлежащая возврату, должны быть сопоставлены, а не приравнены без проверки.</w:t>
+      </w:r>
+    </w:p>
+    <w:p>
+      <w:pPr>
+        <w:spacing w:after="60"/>
+      </w:pPr>
+      <w:hyperlink r:id="rId10">
+        <w:r>
+          <w:rPr>
+            <w:sz w:val="18"/>
+            <w:color w:val="806238"/>
+            <w:u w:val="single"/>
+          </w:rPr>
+          <w:t>ГК РФ, ст. 453, пп. 2–4 — последствия и момент прекращения</w:t>
+        </w:r>
+      </w:hyperlink>
+    </w:p>
+    <w:p>
+      <w:pPr>
+        <w:spacing w:after="60"/>
+      </w:pPr>
+      <w:hyperlink r:id="rId11">
+        <w:r>
+          <w:rPr>
+            <w:sz w:val="18"/>
+            <w:color w:val="806238"/>
+            <w:u w:val="single"/>
+          </w:rPr>
+          <w:t>ГК РФ, ст. 717 — отказ заказчика: выполненная часть и убытки</w:t>
+        </w:r>
+      </w:hyperlink>
+    </w:p>
+    <w:p>
+      <w:pPr>
+        <w:spacing w:after="60"/>
+      </w:pPr>
+      <w:hyperlink r:id="rId12">
+        <w:r>
+          <w:rPr>
+            <w:sz w:val="18"/>
+            <w:color w:val="806238"/>
+            <w:u w:val="single"/>
+          </w:rPr>
+          <w:t>ГК РФ, ст. 711, п. 2 — основание требовать аванс</w:t>
+        </w:r>
+      </w:hyperlink>
+    </w:p>
+    <w:p>
+      <w:pPr>
+        <w:keepNext/>
+      </w:pPr>
+      <w:r>
+        <w:rPr>
+          <w:b/>
+          <w:sz w:val="20"/>
+        </w:rPr>
+        <w:t>Помощь по комплекту</w:t>
+      </w:r>
+    </w:p>
+    <w:p>
+      <w:r>
+        <w:rPr>
+          <w:b w:val="0"/>
+          <w:sz w:val="18"/>
+        </w:rPr>
+        <w:t>Вопрос по заполнению или ошибка: nastoronepodryadchika@yandex.ru. Укажите P8, редакцию 21.10.2026, файл и пункт; для таблицы — лист и ячейку. Пример направляйте без персональных данных и коммерческих реквизитов.</w:t>
+      </w:r>
+    </w:p>
+    <w:p>
+      <w:pPr>
+        <w:spacing w:after="60"/>
+      </w:pPr>
+      <w:hyperlink r:id="rId13">
+        <w:r>
+          <w:rPr>
+            <w:sz w:val="18"/>
+            <w:color w:val="806238"/>
+            <w:u w:val="single"/>
+          </w:rPr>
+          <w:t>Написать вопрос или сообщить об ошибке</w:t>
+        </w:r>
+      </w:hyperlink>
     </w:p>
     <w:sectPr>
       <w:footerReference w:type="default" r:id="rId9"/>
